--- a/a7/packages/A7 Unit 5 - Multi-Step Proportional Relationships/Assessment/Form B/A7 Unit 5 Multi-Step Proportional Relationships - Test Form B - Worked Answers.docx
+++ b/a7/packages/A7 Unit 5 - Multi-Step Proportional Relationships/Assessment/Form B/A7 Unit 5 Multi-Step Proportional Relationships - Test Form B - Worked Answers.docx
@@ -441,7 +441,7 @@
                 <w:color w:val="6B6B6B"/>
                 <w:sz w:val="19"/>
               </w:rPr>
-              <w:t>copy ÷ original; the copy is smaller, so k is under 1 — 2.5, 4 and 2 are the proportion backwards</w:t>
+              <w:t>copy ÷ original; the copy is smaller, so k is under 1 — 4 is the proportion backwards</w:t>
             </w:r>
           </w:p>
           <w:p>
@@ -526,7 +526,7 @@
                 <w:color w:val="1A1A1A"/>
                 <w:sz w:val="22"/>
               </w:rPr>
-              <w:t>A drawing has a 50° angle. A scale copy is made at k = 2. What is the matching angle in the copy?</w:t>
+              <w:t>A figure is scaled by a scale factor of 4. Select ALL of the statements that are true about the copy.</w:t>
             </w:r>
             <w:r>
               <w:tab/>
@@ -554,7 +554,7 @@
                 <w:color w:val="1A1A1A"/>
                 <w:sz w:val="22"/>
               </w:rPr>
-              <w:t xml:space="preserve">○   </w:t>
+              <w:t xml:space="preserve">☐   </w:t>
             </w:r>
             <w:r>
               <w:rPr>
@@ -563,7 +563,57 @@
                 <w:color w:val="1A1A1A"/>
                 <w:sz w:val="22"/>
               </w:rPr>
-              <w:t>A.  100°</w:t>
+              <w:t>A.  Each angle is 4 times as large.</w:t>
+            </w:r>
+          </w:p>
+          <w:p>
+            <w:pPr>
+              <w:spacing w:before="40" w:after="40"/>
+              <w:ind w:left="1300" w:hanging="380"/>
+            </w:pPr>
+            <w:r>
+              <w:rPr>
+                <w:rFonts w:ascii="FreeSerif" w:hAnsi="FreeSerif" w:eastAsia="FreeSerif"/>
+                <w:b w:val="0"/>
+                <w:i w:val="0"/>
+                <w:color w:val="9E1B32"/>
+                <w:sz w:val="22"/>
+              </w:rPr>
+              <w:t xml:space="preserve">☒   </w:t>
+            </w:r>
+            <w:r>
+              <w:rPr>
+                <w:b/>
+                <w:i w:val="0"/>
+                <w:color w:val="9E1B32"/>
+                <w:sz w:val="22"/>
+              </w:rPr>
+              <w:t>B.  The area is 16 times as large.</w:t>
+            </w:r>
+          </w:p>
+          <w:p>
+            <w:pPr>
+              <w:spacing w:before="40" w:after="40"/>
+              <w:ind w:left="1300" w:hanging="380"/>
+            </w:pPr>
+            <w:r>
+              <w:rPr>
+                <w:rFonts w:ascii="FreeSerif" w:hAnsi="FreeSerif" w:eastAsia="FreeSerif"/>
+                <w:b w:val="0"/>
+                <w:i w:val="0"/>
+                <w:color w:val="9E1B32"/>
+                <w:sz w:val="22"/>
+              </w:rPr>
+              <w:t xml:space="preserve">☒   </w:t>
+            </w:r>
+            <w:r>
+              <w:rPr>
+                <w:b/>
+                <w:i w:val="0"/>
+                <w:color w:val="9E1B32"/>
+                <w:sz w:val="22"/>
+              </w:rPr>
+              <w:t>C.  Each side is 4 times as long.</w:t>
             </w:r>
           </w:p>
           <w:p>
@@ -579,7 +629,7 @@
                 <w:color w:val="1A1A1A"/>
                 <w:sz w:val="22"/>
               </w:rPr>
-              <w:t xml:space="preserve">○   </w:t>
+              <w:t xml:space="preserve">☐   </w:t>
             </w:r>
             <w:r>
               <w:rPr>
@@ -588,7 +638,7 @@
                 <w:color w:val="1A1A1A"/>
                 <w:sz w:val="22"/>
               </w:rPr>
-              <w:t>B.  25°</w:t>
+              <w:t>D.  The area is 4 times as large.</w:t>
             </w:r>
           </w:p>
           <w:p>
@@ -604,7 +654,7 @@
                 <w:color w:val="9E1B32"/>
                 <w:sz w:val="22"/>
               </w:rPr>
-              <w:t xml:space="preserve">●   </w:t>
+              <w:t xml:space="preserve">☒   </w:t>
             </w:r>
             <w:r>
               <w:rPr>
@@ -613,32 +663,7 @@
                 <w:color w:val="9E1B32"/>
                 <w:sz w:val="22"/>
               </w:rPr>
-              <w:t>C.  50°</w:t>
-            </w:r>
-          </w:p>
-          <w:p>
-            <w:pPr>
-              <w:spacing w:before="40" w:after="40"/>
-              <w:ind w:left="1300" w:hanging="380"/>
-            </w:pPr>
-            <w:r>
-              <w:rPr>
-                <w:rFonts w:ascii="FreeSerif" w:hAnsi="FreeSerif" w:eastAsia="FreeSerif"/>
-                <w:b w:val="0"/>
-                <w:i w:val="0"/>
-                <w:color w:val="1A1A1A"/>
-                <w:sz w:val="22"/>
-              </w:rPr>
-              <w:t xml:space="preserve">○   </w:t>
-            </w:r>
-            <w:r>
-              <w:rPr>
-                <w:b w:val="0"/>
-                <w:i w:val="0"/>
-                <w:color w:val="1A1A1A"/>
-                <w:sz w:val="22"/>
-              </w:rPr>
-              <w:t>D.  52°</w:t>
+              <w:t>E.  The perimeter is 4 times as long.</w:t>
             </w:r>
           </w:p>
           <w:p>
@@ -653,7 +678,7 @@
                 <w:color w:val="9E1B32"/>
                 <w:sz w:val="22"/>
               </w:rPr>
-              <w:t>C</w:t>
+              <w:t>B, C and E</w:t>
             </w:r>
           </w:p>
           <w:p>
@@ -668,7 +693,26 @@
                 <w:color w:val="6B6B6B"/>
                 <w:sz w:val="19"/>
               </w:rPr>
-              <w:t>Lengths scale; angles do not.</w:t>
+              <w:t>All three and nothing else for the point: sides and perimeter × k, area × k</w:t>
+            </w:r>
+            <w:r>
+              <w:rPr>
+                <w:b w:val="0"/>
+                <w:i/>
+                <w:color w:val="6B6B6B"/>
+                <w:sz w:val="19"/>
+                <w:vertAlign w:val="superscript"/>
+              </w:rPr>
+              <w:t>2</w:t>
+            </w:r>
+            <w:r>
+              <w:rPr>
+                <w:b w:val="0"/>
+                <w:i/>
+                <w:color w:val="6B6B6B"/>
+                <w:sz w:val="19"/>
+              </w:rPr>
+              <w:t>, angles unchanged.</w:t>
             </w:r>
           </w:p>
           <w:p>
@@ -917,7 +961,7 @@
                 <w:color w:val="6B6B6B"/>
                 <w:sz w:val="19"/>
               </w:rPr>
-              <w:t xml:space="preserve"> — 36, 40 and 30 multiplied the area by k once</w:t>
+              <w:t xml:space="preserve"> — 40 multiplied the area by k once</w:t>
             </w:r>
           </w:p>
           <w:p>
@@ -1040,7 +1084,7 @@
                 <w:color w:val="1A1A1A"/>
                 <w:sz w:val="22"/>
               </w:rPr>
-              <w:t>. Find k, and explain why k is not 16.</w:t>
+              <w:t>. What is the scale factor?</w:t>
             </w:r>
             <w:r>
               <w:tab/>
@@ -1067,45 +1111,7 @@
                 <w:color w:val="9E1B32"/>
                 <w:sz w:val="22"/>
               </w:rPr>
-              <w:t>k = 4. The area ratio is k</w:t>
-            </w:r>
-            <w:r>
-              <w:rPr>
-                <w:b/>
-                <w:i/>
-                <w:color w:val="9E1B32"/>
-                <w:sz w:val="22"/>
-                <w:vertAlign w:val="superscript"/>
-              </w:rPr>
-              <w:t>2</w:t>
-            </w:r>
-            <w:r>
-              <w:rPr>
-                <w:b/>
-                <w:i/>
-                <w:color w:val="9E1B32"/>
-                <w:sz w:val="22"/>
-              </w:rPr>
-              <w:t>, because area is two lengths each multiplied by k; 16 is k</w:t>
-            </w:r>
-            <w:r>
-              <w:rPr>
-                <w:b/>
-                <w:i/>
-                <w:color w:val="9E1B32"/>
-                <w:sz w:val="22"/>
-                <w:vertAlign w:val="superscript"/>
-              </w:rPr>
-              <w:t>2</w:t>
-            </w:r>
-            <w:r>
-              <w:rPr>
-                <w:b/>
-                <w:i/>
-                <w:color w:val="9E1B32"/>
-                <w:sz w:val="22"/>
-              </w:rPr>
-              <w:t>, so k is its square root.</w:t>
+              <w:t>k = 4</w:t>
             </w:r>
           </w:p>
           <w:p>
@@ -1120,7 +1126,7 @@
                 <w:color w:val="6B6B6B"/>
                 <w:sz w:val="19"/>
               </w:rPr>
-              <w:t>The point needs k AND the reason (two lengths, so the ratio is k</w:t>
+              <w:t>80 ÷ 5 = 16 is k</w:t>
             </w:r>
             <w:r>
               <w:rPr>
@@ -1139,7 +1145,7 @@
                 <w:color w:val="6B6B6B"/>
                 <w:sz w:val="19"/>
               </w:rPr>
-              <w:t>). 'k = 3' alone is half the item; 'because you square root it' with no reason why is the rule without the reason.</w:t>
+              <w:t>, so k = √16. A board with 16 handed in the area ratio as k.</w:t>
             </w:r>
           </w:p>
           <w:p>
@@ -1290,7 +1296,7 @@
                 <w:color w:val="6B6B6B"/>
                 <w:sz w:val="19"/>
               </w:rPr>
-              <w:t>the scale per 1 inch, then × — 1 in : 4 ft, 1 in : 2 ft, 1 in : 5 ft</w:t>
+              <w:t>the scale per 1 inch, then ×: 1 in : 2 ft</w:t>
             </w:r>
           </w:p>
           <w:p>
@@ -1369,7 +1375,26 @@
                 <w:color w:val="6B6B6B"/>
                 <w:sz w:val="19"/>
               </w:rPr>
-              <w:t>real dimensions first: 8 by 14, 6 by 10, 10 by 15 — the drawing's area × the rate once is the named error</w:t>
+              <w:t>real dimensions first: 6 by 10 — 15 in</w:t>
+            </w:r>
+            <w:r>
+              <w:rPr>
+                <w:b w:val="0"/>
+                <w:i/>
+                <w:color w:val="6B6B6B"/>
+                <w:sz w:val="19"/>
+                <w:vertAlign w:val="superscript"/>
+              </w:rPr>
+              <w:t>2</w:t>
+            </w:r>
+            <w:r>
+              <w:rPr>
+                <w:b w:val="0"/>
+                <w:i/>
+                <w:color w:val="6B6B6B"/>
+                <w:sz w:val="19"/>
+              </w:rPr>
+              <w:t xml:space="preserve"> × 2 = 30 is the named error</w:t>
             </w:r>
           </w:p>
           <w:p>
@@ -1581,7 +1606,7 @@
                 <w:color w:val="1A1A1A"/>
                 <w:sz w:val="22"/>
               </w:rPr>
-              <w:t>A plan is drawn at 1 in : 4 ft. A room is 1.5 in by 2 in on the plan. 1 ft = 0.305 m. Find the room's real area in square metres.</w:t>
+              <w:t>A plan is drawn at 1 in : 4 ft. A room is 1.5 in by 2 in on the plan. 1 ft = 0.305 m. Find the room's real area in square meters.</w:t>
             </w:r>
             <w:r>
               <w:tab/>
@@ -1627,7 +1652,7 @@
                 <w:color w:val="9E1B32"/>
                 <w:sz w:val="22"/>
               </w:rPr>
-              <w:t xml:space="preserve"> (1.83 m by 2.44 m)</w:t>
+              <w:t xml:space="preserve"> (1.83 m by 2.44 m); 4.46 by the sheet's other ratio</w:t>
             </w:r>
           </w:p>
           <w:p>
@@ -1680,7 +1705,26 @@
                 <w:color w:val="6B6B6B"/>
                 <w:sz w:val="19"/>
               </w:rPr>
-              <w:t xml:space="preserve"> = 4.4652. 14.64 (48 × 0.305) used the ratio once on an area. A plan's area asked in metric appears on no review and in no question bank; its type was 5.10 board 8.</w:t>
+              <w:t xml:space="preserve"> = 4.4652; by the sheet's 1 m = 3.28 ft, 48 ÷ 3.28</w:t>
+            </w:r>
+            <w:r>
+              <w:rPr>
+                <w:b w:val="0"/>
+                <w:i/>
+                <w:color w:val="6B6B6B"/>
+                <w:sz w:val="19"/>
+                <w:vertAlign w:val="superscript"/>
+              </w:rPr>
+              <w:t>2</w:t>
+            </w:r>
+            <w:r>
+              <w:rPr>
+                <w:b w:val="0"/>
+                <w:i/>
+                <w:color w:val="6B6B6B"/>
+                <w:sz w:val="19"/>
+              </w:rPr>
+              <w:t xml:space="preserve"> = 4.46 — full credit. 14.64 (48 × 0.305) used the ratio once on an area. A plan's area asked in metric appears on no review and in no question bank; its type was 5.10 board 8.</w:t>
             </w:r>
           </w:p>
           <w:p>
@@ -1812,7 +1856,7 @@
                 <w:color w:val="1A1A1A"/>
                 <w:sz w:val="22"/>
               </w:rPr>
-              <w:t>1 in = 2.54 cm. How many centimetres is 11 in?</w:t>
+              <w:t>1 in = 2.54 cm. How many centimeters is 11 in?</w:t>
             </w:r>
             <w:r>
               <w:tab/>
@@ -1839,7 +1883,7 @@
                 <w:color w:val="9E1B32"/>
                 <w:sz w:val="22"/>
               </w:rPr>
-              <w:t>27.94 cm</w:t>
+              <w:t>27.94 cm (28.2 by ÷ 0.39)</w:t>
             </w:r>
           </w:p>
           <w:p>
@@ -1854,7 +1898,7 @@
                 <w:color w:val="6B6B6B"/>
                 <w:sz w:val="19"/>
               </w:rPr>
-              <w:t>× the ratio whose 1 is inches</w:t>
+              <w:t>× the ratio whose 1 is inches; the sheet's other ratio, ÷ 0.39, earns the point too when the work shows it</w:t>
             </w:r>
           </w:p>
           <w:p>
@@ -1939,7 +1983,7 @@
                 <w:color w:val="1A1A1A"/>
                 <w:sz w:val="22"/>
               </w:rPr>
-              <w:t>1 cm = 0.39 in. How many inches is 90 cm?</w:t>
+              <w:t>1 in = 2.54 cm and 1 cm = 0.39 in. Select ALL of the expressions that give the number of inches in 90 cm.</w:t>
             </w:r>
             <w:r>
               <w:tab/>
@@ -1956,6 +2000,142 @@
           </w:p>
           <w:p>
             <w:pPr>
+              <w:spacing w:before="40" w:after="40"/>
+              <w:ind w:left="1300" w:hanging="380"/>
+            </w:pPr>
+            <w:r>
+              <w:rPr>
+                <w:rFonts w:ascii="FreeSerif" w:hAnsi="FreeSerif" w:eastAsia="FreeSerif"/>
+                <w:b w:val="0"/>
+                <w:i w:val="0"/>
+                <w:color w:val="1A1A1A"/>
+                <w:sz w:val="22"/>
+              </w:rPr>
+              <w:t xml:space="preserve">☐   </w:t>
+            </w:r>
+            <w:r>
+              <w:rPr>
+                <w:b w:val="0"/>
+                <w:i w:val="0"/>
+                <w:color w:val="1A1A1A"/>
+                <w:sz w:val="22"/>
+              </w:rPr>
+              <w:t xml:space="preserve">A.  </w:t>
+            </w:r>
+            <w:r>
+              <w:rPr>
+                <w:b w:val="0"/>
+                <w:i w:val="0"/>
+                <w:color w:val="1A1A1A"/>
+                <w:sz w:val="22"/>
+              </w:rPr>
+              <w:t>90 ÷ 0.39</w:t>
+            </w:r>
+          </w:p>
+          <w:p>
+            <w:pPr>
+              <w:spacing w:before="40" w:after="40"/>
+              <w:ind w:left="1300" w:hanging="380"/>
+            </w:pPr>
+            <w:r>
+              <w:rPr>
+                <w:rFonts w:ascii="FreeSerif" w:hAnsi="FreeSerif" w:eastAsia="FreeSerif"/>
+                <w:b w:val="0"/>
+                <w:i w:val="0"/>
+                <w:color w:val="9E1B32"/>
+                <w:sz w:val="22"/>
+              </w:rPr>
+              <w:t xml:space="preserve">☒   </w:t>
+            </w:r>
+            <w:r>
+              <w:rPr>
+                <w:b/>
+                <w:i w:val="0"/>
+                <w:color w:val="9E1B32"/>
+                <w:sz w:val="22"/>
+              </w:rPr>
+              <w:t xml:space="preserve">B.  </w:t>
+            </w:r>
+            <w:r>
+              <w:rPr>
+                <w:b/>
+                <w:i w:val="0"/>
+                <w:color w:val="9E1B32"/>
+                <w:sz w:val="22"/>
+              </w:rPr>
+              <w:t>90 ÷ 2.54</w:t>
+            </w:r>
+          </w:p>
+          <w:p>
+            <w:pPr>
+              <w:spacing w:before="40" w:after="40"/>
+              <w:ind w:left="1300" w:hanging="380"/>
+            </w:pPr>
+            <w:r>
+              <w:rPr>
+                <w:rFonts w:ascii="FreeSerif" w:hAnsi="FreeSerif" w:eastAsia="FreeSerif"/>
+                <w:b w:val="0"/>
+                <w:i w:val="0"/>
+                <w:color w:val="1A1A1A"/>
+                <w:sz w:val="22"/>
+              </w:rPr>
+              <w:t xml:space="preserve">☐   </w:t>
+            </w:r>
+            <w:r>
+              <w:rPr>
+                <w:b w:val="0"/>
+                <w:i w:val="0"/>
+                <w:color w:val="1A1A1A"/>
+                <w:sz w:val="22"/>
+              </w:rPr>
+              <w:t xml:space="preserve">C.  </w:t>
+            </w:r>
+            <w:r>
+              <w:rPr>
+                <w:b w:val="0"/>
+                <w:i w:val="0"/>
+                <w:color w:val="1A1A1A"/>
+                <w:sz w:val="22"/>
+              </w:rPr>
+              <w:t>90 × 2.54</w:t>
+            </w:r>
+          </w:p>
+          <w:p>
+            <w:pPr>
+              <w:spacing w:before="40" w:after="40"/>
+              <w:ind w:left="1300" w:hanging="380"/>
+            </w:pPr>
+            <w:r>
+              <w:rPr>
+                <w:rFonts w:ascii="FreeSerif" w:hAnsi="FreeSerif" w:eastAsia="FreeSerif"/>
+                <w:b w:val="0"/>
+                <w:i w:val="0"/>
+                <w:color w:val="9E1B32"/>
+                <w:sz w:val="22"/>
+              </w:rPr>
+              <w:t xml:space="preserve">☒   </w:t>
+            </w:r>
+            <w:r>
+              <w:rPr>
+                <w:b/>
+                <w:i w:val="0"/>
+                <w:color w:val="9E1B32"/>
+                <w:sz w:val="22"/>
+              </w:rPr>
+              <w:t xml:space="preserve">D.  </w:t>
+            </w:r>
+            <w:r>
+              <w:rPr>
+                <w:b/>
+                <w:i w:val="0"/>
+                <w:color w:val="9E1B32"/>
+                <w:sz w:val="22"/>
+              </w:rPr>
+              <w:t>90 × 0.39</w:t>
+            </w:r>
+          </w:p>
+          <w:p>
+            <w:pPr>
               <w:spacing w:before="40" w:after="60"/>
               <w:ind w:left="420"/>
             </w:pPr>
@@ -1966,7 +2146,7 @@
                 <w:color w:val="9E1B32"/>
                 <w:sz w:val="22"/>
               </w:rPr>
-              <w:t>35.1 in (35.4 by ÷ 2.54)</w:t>
+              <w:t>B and D</w:t>
             </w:r>
           </w:p>
           <w:p>
@@ -1981,7 +2161,7 @@
                 <w:color w:val="6B6B6B"/>
                 <w:sz w:val="19"/>
               </w:rPr>
-              <w:t>× 0.39; the sheet's other ratio, ÷ 2.54, earns the point too when the work shows it. × 2.54 (177.8, 228.6, 279.4) is the inverted ratio.</w:t>
+              <w:t>Both sheet routes (35.1 and 35.4) and nothing else for the point.</w:t>
             </w:r>
           </w:p>
           <w:p>
@@ -2066,7 +2246,7 @@
                 <w:color w:val="1A1A1A"/>
                 <w:sz w:val="22"/>
               </w:rPr>
-              <w:t>1 yd = 3 ft, 1 ft = 12 in, 1 in = 2.54 cm. How many centimetres is 5 yd?</w:t>
+              <w:t>1 yd = 3 ft, 1 ft = 12 in, 1 in = 2.54 cm. How many centimeters is 5 yd?</w:t>
             </w:r>
             <w:r>
               <w:tab/>
@@ -2108,7 +2288,7 @@
                 <w:color w:val="6B6B6B"/>
                 <w:sz w:val="19"/>
               </w:rPr>
-              <w:t>a chain: 144 in, 180 in, 54 in, then × 2.54. The estimate (a yard is nearly a metre) catches 10.16, 12.7 and 3.81.</w:t>
+              <w:t>a chain: 180 in, then × 2.54 (180 ÷ 0.39 = 461.5 by the other ratio — full credit). The estimate catches 12.7.</w:t>
             </w:r>
           </w:p>
           <w:p>
@@ -2220,7 +2400,7 @@
                 <w:color w:val="9E1B32"/>
                 <w:sz w:val="22"/>
               </w:rPr>
-              <w:t>27.24 kg</w:t>
+              <w:t>27.24 kg (27.22 by ÷ 2.204)</w:t>
             </w:r>
           </w:p>
           <w:p>
@@ -2235,7 +2415,7 @@
                 <w:color w:val="6B6B6B"/>
                 <w:sz w:val="19"/>
               </w:rPr>
-              <w:t>× the ratio whose 1 is the unit you have; the estimate says more pounds than kilograms</w:t>
+              <w:t>× the ratio whose 1 is the unit you have; the sheet's other ratio earns the point too when the work shows it</w:t>
             </w:r>
           </w:p>
           <w:p>
@@ -2320,7 +2500,7 @@
                 <w:color w:val="1A1A1A"/>
                 <w:sz w:val="22"/>
               </w:rPr>
-              <w:t>1 gal = 3.785 L. How many litres is 9 gal?</w:t>
+              <w:t>1 gal = 3.785 L. How many liters is 9 gal?</w:t>
             </w:r>
             <w:r>
               <w:tab/>
@@ -2347,7 +2527,7 @@
                 <w:color w:val="9E1B32"/>
                 <w:sz w:val="22"/>
               </w:rPr>
-              <w:t>34.065 L</w:t>
+              <w:t>34.065 L (34.09 by ÷ 0.264)</w:t>
             </w:r>
           </w:p>
           <w:p>
@@ -2362,7 +2542,7 @@
                 <w:color w:val="6B6B6B"/>
                 <w:sz w:val="19"/>
               </w:rPr>
-              <w:t>more litres than gallons</w:t>
+              <w:t>more liters than gallons; the sheet's other ratio earns the point too when the work shows it</w:t>
             </w:r>
           </w:p>
           <w:p>
@@ -2447,7 +2627,7 @@
                 <w:color w:val="1A1A1A"/>
                 <w:sz w:val="22"/>
               </w:rPr>
-              <w:t>1 ft = 12 in. A tile is 7 ft</w:t>
+              <w:t>1 m = 3.28 ft. A floor is 5 m</w:t>
             </w:r>
             <w:r>
               <w:rPr>
@@ -2466,7 +2646,7 @@
                 <w:color w:val="1A1A1A"/>
                 <w:sz w:val="22"/>
               </w:rPr>
-              <w:t xml:space="preserve"> in area. How many square inches is that?</w:t>
+              <w:t xml:space="preserve"> in area. Which is closest to its area in square feet?</w:t>
             </w:r>
             <w:r>
               <w:tab/>
@@ -2503,7 +2683,7 @@
                 <w:color w:val="9E1B32"/>
                 <w:sz w:val="22"/>
               </w:rPr>
-              <w:t>A.  1,008 in</w:t>
+              <w:t>A.  53.8 ft</w:t>
             </w:r>
             <w:r>
               <w:rPr>
@@ -2538,7 +2718,7 @@
                 <w:color w:val="1A1A1A"/>
                 <w:sz w:val="22"/>
               </w:rPr>
-              <w:t>B.  84 in</w:t>
+              <w:t>B.  16.4 ft</w:t>
             </w:r>
             <w:r>
               <w:rPr>
@@ -2573,7 +2753,7 @@
                 <w:color w:val="1A1A1A"/>
                 <w:sz w:val="22"/>
               </w:rPr>
-              <w:t>C.  144 in</w:t>
+              <w:t>C.  10.8 ft</w:t>
             </w:r>
             <w:r>
               <w:rPr>
@@ -2608,7 +2788,7 @@
                 <w:color w:val="1A1A1A"/>
                 <w:sz w:val="22"/>
               </w:rPr>
-              <w:t>D.  168 in</w:t>
+              <w:t>D.  32.8 ft</w:t>
             </w:r>
             <w:r>
               <w:rPr>
@@ -2634,6 +2814,59 @@
                 <w:sz w:val="22"/>
               </w:rPr>
               <w:t>A</w:t>
+            </w:r>
+          </w:p>
+          <w:p>
+            <w:pPr>
+              <w:spacing w:before="0" w:after="120"/>
+              <w:ind w:left="420"/>
+            </w:pPr>
+            <w:r>
+              <w:rPr>
+                <w:b w:val="0"/>
+                <w:i/>
+                <w:color w:val="6B6B6B"/>
+                <w:sz w:val="19"/>
+              </w:rPr>
+              <w:t>5 × 3.28</w:t>
+            </w:r>
+            <w:r>
+              <w:rPr>
+                <w:b w:val="0"/>
+                <w:i/>
+                <w:color w:val="6B6B6B"/>
+                <w:sz w:val="19"/>
+                <w:vertAlign w:val="superscript"/>
+              </w:rPr>
+              <w:t>2</w:t>
+            </w:r>
+            <w:r>
+              <w:rPr>
+                <w:b w:val="0"/>
+                <w:i/>
+                <w:color w:val="6B6B6B"/>
+                <w:sz w:val="19"/>
+              </w:rPr>
+              <w:t xml:space="preserve"> = 53.79 (or 5 ÷ 0.305</w:t>
+            </w:r>
+            <w:r>
+              <w:rPr>
+                <w:b w:val="0"/>
+                <w:i/>
+                <w:color w:val="6B6B6B"/>
+                <w:sz w:val="19"/>
+                <w:vertAlign w:val="superscript"/>
+              </w:rPr>
+              <w:t>2</w:t>
+            </w:r>
+            <w:r>
+              <w:rPr>
+                <w:b w:val="0"/>
+                <w:i/>
+                <w:color w:val="6B6B6B"/>
+                <w:sz w:val="19"/>
+              </w:rPr>
+              <w:t xml:space="preserve"> = 53.75).</w:t>
             </w:r>
           </w:p>
           <w:p>
@@ -2715,7 +2948,7 @@
                 <w:color w:val="1A1A1A"/>
                 <w:sz w:val="22"/>
               </w:rPr>
-              <w:t>Rate on 5 Nov: 1 US dollar = 1.35 Canadian dollars.</w:t>
+              <w:t>Rate on Nov 5: 1 US dollar = 1.35 Canadian dollars.</w:t>
             </w:r>
           </w:p>
           <w:p>
@@ -2853,7 +3086,7 @@
                 <w:color w:val="6B6B6B"/>
                 <w:sz w:val="19"/>
               </w:rPr>
-              <w:t>÷ the rate; 21.16, 72.90 and 87.12 multiplied both ways</w:t>
+              <w:t>÷ the rate; 72.90 multiplied both ways</w:t>
             </w:r>
           </w:p>
           <w:p>
@@ -2982,7 +3215,7 @@
                 <w:color w:val="1A1A1A"/>
                 <w:sz w:val="22"/>
               </w:rPr>
-              <w:t>A car does 22 miles per gallon and its tank holds 20 gal.</w:t>
+              <w:t>A car gets 22 miles per gallon and its tank holds 20 gal.</w:t>
             </w:r>
           </w:p>
           <w:p>
@@ -3078,7 +3311,7 @@
                 <w:color w:val="1A1A1A"/>
                 <w:sz w:val="22"/>
               </w:rPr>
-              <w:t>It starts a 1,500-mi trip with a full tank. How many tanks of gas does the trip take?</w:t>
+              <w:t>It makes a 1,500-mi trip. How many tanks of gas does the trip use? (Part of a tank counts as a whole tank.)</w:t>
             </w:r>
             <w:r>
               <w:tab/>
@@ -3120,7 +3353,7 @@
                 <w:color w:val="6B6B6B"/>
                 <w:sz w:val="19"/>
               </w:rPr>
-              <w:t>the part of a tank is still a tank; follow-through on part (a)</w:t>
+              <w:t>the bracket on the paper settles the rounding; follow-through on part (a)</w:t>
             </w:r>
           </w:p>
           <w:p>
@@ -3271,7 +3504,7 @@
                 <w:color w:val="6B6B6B"/>
                 <w:sz w:val="19"/>
               </w:rPr>
-              <w:t>k from the yields (2.5, 1.5, 3), then the ingredient</w:t>
+              <w:t>k = 1.5 from the yields, then the ingredient</w:t>
             </w:r>
           </w:p>
           <w:p>
@@ -3340,7 +3573,7 @@
                 <w:color w:val="6B6B6B"/>
                 <w:sz w:val="19"/>
               </w:rPr>
-              <w:t>recipes the pantry makes (4, 4, 5) × the yield; 15, 24 and 25 scaled the yield by the cups</w:t>
+              <w:t>4 recipes × the yield; 48 scaled the yield by the cups</w:t>
             </w:r>
           </w:p>
           <w:p>
@@ -3425,7 +3658,7 @@
                 <w:color w:val="1A1A1A"/>
                 <w:sz w:val="22"/>
               </w:rPr>
-              <w:t>Paint is mixed 1 : 3 : 4. A batch uses 12 gal of the second colour. How many gallons is the whole batch?</w:t>
+              <w:t>Paint is mixed 1 : 3 : 4. A batch uses 12 gal of the second color. How many gallons is the whole batch?</w:t>
             </w:r>
             <w:r>
               <w:tab/>
@@ -3467,7 +3700,7 @@
                 <w:color w:val="6B6B6B"/>
                 <w:sz w:val="19"/>
               </w:rPr>
-              <w:t>k from the part you know (3, 4, 4), then the whole (9, 8, 6 parts); 12, 16 and 8 found one other part and stopped</w:t>
+              <w:t>k = 4 from the second color, then the whole, 8 parts; 16 found the third color and stopped</w:t>
             </w:r>
           </w:p>
           <w:p>
@@ -3552,7 +3785,7 @@
                 <w:color w:val="1A1A1A"/>
                 <w:sz w:val="22"/>
               </w:rPr>
-              <w:t>1 mi = 1.61 km. A 450-km drive. Truck A averages 55 mi/h; truck B averages 90 km/h. Which truck gets there first, and by about how long? Explain.</w:t>
+              <w:t>1 mi = 1.61 km. A drive is 450 km long. Truck A averages 55 mi/h; truck B averages 90 km/h. Which truck gets there first, and by about how many minutes? Show both speeds in one unit.</w:t>
             </w:r>
             <w:r>
               <w:tab/>
@@ -3579,7 +3812,7 @@
                 <w:color w:val="9E1B32"/>
                 <w:sz w:val="22"/>
               </w:rPr>
-              <w:t>Truck B: 55 mi/h = 88.55 km/h &lt; 90 km/h, so 5 h against about 5.08 h — about 5 minutes sooner.</w:t>
+              <w:t>Truck B, by about 5 minutes: 55 mi/h = 88.55 km/h, so 450 ÷ 90 = 5 h against 450 ÷ 88.55 ≈ 5.08 h.</w:t>
             </w:r>
           </w:p>
           <w:p>
@@ -3594,7 +3827,7 @@
                 <w:color w:val="6B6B6B"/>
                 <w:sz w:val="19"/>
               </w:rPr>
-              <w:t>The point needs the speeds in one unit, the choice, and the times (or the gap). 'Truck B, 90 &gt; 55' is right by accident — no credit without the conversion. The surface appears on no review and in no question bank; its type was 5.10 board 9.</w:t>
+              <w:t>The point needs the speeds in one unit and the choice with its gap: 0.082 h is 4.9 min — 5 earns it (by the 0.62 route, 279 mi: 5 h against 5.07 h, 4 min; accept 4–5). 'Truck B, 90 &gt; 55' is right by accident — no credit without the conversion. The surface appears on no review and in no question bank; its type was 5.10 board 9.</w:t>
             </w:r>
           </w:p>
           <w:p>

--- a/a7/packages/A7 Unit 5 - Multi-Step Proportional Relationships/Assessment/Form B/A7 Unit 5 Multi-Step Proportional Relationships - Test Form B - Worked Answers.docx
+++ b/a7/packages/A7 Unit 5 - Multi-Step Proportional Relationships/Assessment/Form B/A7 Unit 5 Multi-Step Proportional Relationships - Test Form B - Worked Answers.docx
@@ -794,7 +794,25 @@
                 <w:color w:val="1A1A1A"/>
                 <w:sz w:val="22"/>
               </w:rPr>
-              <w:t>A 2 cm by 5 cm rectangle is scaled by k = 4.</w:t>
+              <w:t xml:space="preserve">A 2 cm by 5 cm rectangle is scaled by </w:t>
+            </w:r>
+            <w:r>
+              <w:rPr>
+                <w:b w:val="0"/>
+                <w:i w:val="0"/>
+                <w:color w:val="1A1A1A"/>
+                <w:sz w:val="22"/>
+              </w:rPr>
+              <w:t>k = 4</w:t>
+            </w:r>
+            <w:r>
+              <w:rPr>
+                <w:b w:val="0"/>
+                <w:i w:val="0"/>
+                <w:color w:val="1A1A1A"/>
+                <w:sz w:val="22"/>
+              </w:rPr>
+              <w:t>.</w:t>
             </w:r>
           </w:p>
           <w:p>
@@ -1046,7 +1064,16 @@
                 <w:color w:val="1A1A1A"/>
                 <w:sz w:val="22"/>
               </w:rPr>
-              <w:t>A figure has area 5 cm</w:t>
+              <w:t xml:space="preserve">A figure has area </w:t>
+            </w:r>
+            <w:r>
+              <w:rPr>
+                <w:b w:val="0"/>
+                <w:i w:val="0"/>
+                <w:color w:val="1A1A1A"/>
+                <w:sz w:val="22"/>
+              </w:rPr>
+              <w:t>5 cm</w:t>
             </w:r>
             <w:r>
               <w:rPr>
@@ -1065,7 +1092,16 @@
                 <w:color w:val="1A1A1A"/>
                 <w:sz w:val="22"/>
               </w:rPr>
-              <w:t>. Its scale copy has area 80 cm</w:t>
+              <w:t xml:space="preserve">. Its scale copy has area </w:t>
+            </w:r>
+            <w:r>
+              <w:rPr>
+                <w:b w:val="0"/>
+                <w:i w:val="0"/>
+                <w:color w:val="1A1A1A"/>
+                <w:sz w:val="22"/>
+              </w:rPr>
+              <w:t>80 cm</w:t>
             </w:r>
             <w:r>
               <w:rPr>
@@ -1227,7 +1263,25 @@
                 <w:color w:val="1A1A1A"/>
                 <w:sz w:val="22"/>
               </w:rPr>
-              <w:t>A floor plan is drawn at ½ in : 1 ft. A room is 3 in by 5 in on the plan.</w:t>
+              <w:t xml:space="preserve">A floor plan is drawn at </w:t>
+            </w:r>
+            <w:r>
+              <w:rPr>
+                <w:b w:val="0"/>
+                <w:i w:val="0"/>
+                <w:color w:val="1A1A1A"/>
+                <w:sz w:val="22"/>
+              </w:rPr>
+              <w:t>½ in : 1 ft</w:t>
+            </w:r>
+            <w:r>
+              <w:rPr>
+                <w:b w:val="0"/>
+                <w:i w:val="0"/>
+                <w:color w:val="1A1A1A"/>
+                <w:sz w:val="22"/>
+              </w:rPr>
+              <w:t>. A room is 3 in by 5 in on the plan.</w:t>
             </w:r>
           </w:p>
           <w:p>
@@ -1479,7 +1533,25 @@
                 <w:color w:val="1A1A1A"/>
                 <w:sz w:val="22"/>
               </w:rPr>
-              <w:t>A plan is drawn at ¼ in : 1 ft. A real wall is 22 ft long. How long is it on the plan?</w:t>
+              <w:t xml:space="preserve">A plan is drawn at </w:t>
+            </w:r>
+            <w:r>
+              <w:rPr>
+                <w:b w:val="0"/>
+                <w:i w:val="0"/>
+                <w:color w:val="1A1A1A"/>
+                <w:sz w:val="22"/>
+              </w:rPr>
+              <w:t>¼ in : 1 ft</w:t>
+            </w:r>
+            <w:r>
+              <w:rPr>
+                <w:b w:val="0"/>
+                <w:i w:val="0"/>
+                <w:color w:val="1A1A1A"/>
+                <w:sz w:val="22"/>
+              </w:rPr>
+              <w:t>. A real wall is 22 ft long. How long is it on the plan?</w:t>
             </w:r>
             <w:r>
               <w:tab/>
@@ -1606,7 +1678,43 @@
                 <w:color w:val="1A1A1A"/>
                 <w:sz w:val="22"/>
               </w:rPr>
-              <w:t>A plan is drawn at 1 in : 4 ft. A room is 1.5 in by 2 in on the plan. 1 ft = 0.305 m. Find the room's real area in square meters.</w:t>
+              <w:t xml:space="preserve">A plan is drawn at </w:t>
+            </w:r>
+            <w:r>
+              <w:rPr>
+                <w:b w:val="0"/>
+                <w:i w:val="0"/>
+                <w:color w:val="1A1A1A"/>
+                <w:sz w:val="22"/>
+              </w:rPr>
+              <w:t>1 in : 4 ft</w:t>
+            </w:r>
+            <w:r>
+              <w:rPr>
+                <w:b w:val="0"/>
+                <w:i w:val="0"/>
+                <w:color w:val="1A1A1A"/>
+                <w:sz w:val="22"/>
+              </w:rPr>
+              <w:t xml:space="preserve">. A room is 1.5 in by 2 in on the plan. </w:t>
+            </w:r>
+            <w:r>
+              <w:rPr>
+                <w:b w:val="0"/>
+                <w:i w:val="0"/>
+                <w:color w:val="1A1A1A"/>
+                <w:sz w:val="22"/>
+              </w:rPr>
+              <w:t>1 ft = 0.305 m</w:t>
+            </w:r>
+            <w:r>
+              <w:rPr>
+                <w:b w:val="0"/>
+                <w:i w:val="0"/>
+                <w:color w:val="1A1A1A"/>
+                <w:sz w:val="22"/>
+              </w:rPr>
+              <w:t>. Find the room's real area in square meters.</w:t>
             </w:r>
             <w:r>
               <w:tab/>
@@ -1856,7 +1964,16 @@
                 <w:color w:val="1A1A1A"/>
                 <w:sz w:val="22"/>
               </w:rPr>
-              <w:t>1 in = 2.54 cm. How many centimeters is 11 in?</w:t>
+              <w:t>1 in = 2.54 cm</w:t>
+            </w:r>
+            <w:r>
+              <w:rPr>
+                <w:b w:val="0"/>
+                <w:i w:val="0"/>
+                <w:color w:val="1A1A1A"/>
+                <w:sz w:val="22"/>
+              </w:rPr>
+              <w:t>. How many centimeters is 11 in?</w:t>
             </w:r>
             <w:r>
               <w:tab/>
@@ -2246,7 +2363,52 @@
                 <w:color w:val="1A1A1A"/>
                 <w:sz w:val="22"/>
               </w:rPr>
-              <w:t>1 yd = 3 ft, 1 ft = 12 in, 1 in = 2.54 cm. How many centimeters is 5 yd?</w:t>
+              <w:t>1 yd = 3 ft</w:t>
+            </w:r>
+            <w:r>
+              <w:rPr>
+                <w:b w:val="0"/>
+                <w:i w:val="0"/>
+                <w:color w:val="1A1A1A"/>
+                <w:sz w:val="22"/>
+              </w:rPr>
+              <w:t xml:space="preserve">, </w:t>
+            </w:r>
+            <w:r>
+              <w:rPr>
+                <w:b w:val="0"/>
+                <w:i w:val="0"/>
+                <w:color w:val="1A1A1A"/>
+                <w:sz w:val="22"/>
+              </w:rPr>
+              <w:t>1 ft = 12 in</w:t>
+            </w:r>
+            <w:r>
+              <w:rPr>
+                <w:b w:val="0"/>
+                <w:i w:val="0"/>
+                <w:color w:val="1A1A1A"/>
+                <w:sz w:val="22"/>
+              </w:rPr>
+              <w:t xml:space="preserve">, </w:t>
+            </w:r>
+            <w:r>
+              <w:rPr>
+                <w:b w:val="0"/>
+                <w:i w:val="0"/>
+                <w:color w:val="1A1A1A"/>
+                <w:sz w:val="22"/>
+              </w:rPr>
+              <w:t>1 in = 2.54 cm</w:t>
+            </w:r>
+            <w:r>
+              <w:rPr>
+                <w:b w:val="0"/>
+                <w:i w:val="0"/>
+                <w:color w:val="1A1A1A"/>
+                <w:sz w:val="22"/>
+              </w:rPr>
+              <w:t>. How many centimeters is 5 yd?</w:t>
             </w:r>
             <w:r>
               <w:tab/>
@@ -2373,7 +2535,16 @@
                 <w:color w:val="1A1A1A"/>
                 <w:sz w:val="22"/>
               </w:rPr>
-              <w:t>1 lb = 0.454 kg. How many kilograms is 60 lb?</w:t>
+              <w:t>1 lb = 0.454 kg</w:t>
+            </w:r>
+            <w:r>
+              <w:rPr>
+                <w:b w:val="0"/>
+                <w:i w:val="0"/>
+                <w:color w:val="1A1A1A"/>
+                <w:sz w:val="22"/>
+              </w:rPr>
+              <w:t>. How many kilograms is 60 lb?</w:t>
             </w:r>
             <w:r>
               <w:tab/>
@@ -2500,7 +2671,16 @@
                 <w:color w:val="1A1A1A"/>
                 <w:sz w:val="22"/>
               </w:rPr>
-              <w:t>1 gal = 3.785 L. How many liters is 9 gal?</w:t>
+              <w:t>1 gal = 3.785 L</w:t>
+            </w:r>
+            <w:r>
+              <w:rPr>
+                <w:b w:val="0"/>
+                <w:i w:val="0"/>
+                <w:color w:val="1A1A1A"/>
+                <w:sz w:val="22"/>
+              </w:rPr>
+              <w:t>. How many liters is 9 gal?</w:t>
             </w:r>
             <w:r>
               <w:tab/>
@@ -2627,7 +2807,25 @@
                 <w:color w:val="1A1A1A"/>
                 <w:sz w:val="22"/>
               </w:rPr>
-              <w:t>1 m = 3.28 ft. A floor is 5 m</w:t>
+              <w:t>1 m = 3.28 ft</w:t>
+            </w:r>
+            <w:r>
+              <w:rPr>
+                <w:b w:val="0"/>
+                <w:i w:val="0"/>
+                <w:color w:val="1A1A1A"/>
+                <w:sz w:val="22"/>
+              </w:rPr>
+              <w:t xml:space="preserve">. A floor is </w:t>
+            </w:r>
+            <w:r>
+              <w:rPr>
+                <w:b w:val="0"/>
+                <w:i w:val="0"/>
+                <w:color w:val="1A1A1A"/>
+                <w:sz w:val="22"/>
+              </w:rPr>
+              <w:t>5 m</w:t>
             </w:r>
             <w:r>
               <w:rPr>
@@ -2683,7 +2881,16 @@
                 <w:color w:val="9E1B32"/>
                 <w:sz w:val="22"/>
               </w:rPr>
-              <w:t>A.  53.8 ft</w:t>
+              <w:t xml:space="preserve">A.  </w:t>
+            </w:r>
+            <w:r>
+              <w:rPr>
+                <w:b/>
+                <w:i w:val="0"/>
+                <w:color w:val="9E1B32"/>
+                <w:sz w:val="22"/>
+              </w:rPr>
+              <w:t>53.8 ft</w:t>
             </w:r>
             <w:r>
               <w:rPr>
@@ -2718,7 +2925,16 @@
                 <w:color w:val="1A1A1A"/>
                 <w:sz w:val="22"/>
               </w:rPr>
-              <w:t>B.  16.4 ft</w:t>
+              <w:t xml:space="preserve">B.  </w:t>
+            </w:r>
+            <w:r>
+              <w:rPr>
+                <w:b w:val="0"/>
+                <w:i w:val="0"/>
+                <w:color w:val="1A1A1A"/>
+                <w:sz w:val="22"/>
+              </w:rPr>
+              <w:t>16.4 ft</w:t>
             </w:r>
             <w:r>
               <w:rPr>
@@ -2753,7 +2969,16 @@
                 <w:color w:val="1A1A1A"/>
                 <w:sz w:val="22"/>
               </w:rPr>
-              <w:t>C.  10.8 ft</w:t>
+              <w:t xml:space="preserve">C.  </w:t>
+            </w:r>
+            <w:r>
+              <w:rPr>
+                <w:b w:val="0"/>
+                <w:i w:val="0"/>
+                <w:color w:val="1A1A1A"/>
+                <w:sz w:val="22"/>
+              </w:rPr>
+              <w:t>10.8 ft</w:t>
             </w:r>
             <w:r>
               <w:rPr>
@@ -2788,7 +3013,16 @@
                 <w:color w:val="1A1A1A"/>
                 <w:sz w:val="22"/>
               </w:rPr>
-              <w:t>D.  32.8 ft</w:t>
+              <w:t xml:space="preserve">D.  </w:t>
+            </w:r>
+            <w:r>
+              <w:rPr>
+                <w:b w:val="0"/>
+                <w:i w:val="0"/>
+                <w:color w:val="1A1A1A"/>
+                <w:sz w:val="22"/>
+              </w:rPr>
+              <w:t>32.8 ft</w:t>
             </w:r>
             <w:r>
               <w:rPr>
@@ -2948,7 +3182,25 @@
                 <w:color w:val="1A1A1A"/>
                 <w:sz w:val="22"/>
               </w:rPr>
-              <w:t>Rate on Nov 5: 1 US dollar = 1.35 Canadian dollars.</w:t>
+              <w:t xml:space="preserve">Rate on Nov 5: </w:t>
+            </w:r>
+            <w:r>
+              <w:rPr>
+                <w:b w:val="0"/>
+                <w:i w:val="0"/>
+                <w:color w:val="1A1A1A"/>
+                <w:sz w:val="22"/>
+              </w:rPr>
+              <w:t>1 US dollar = 1.35 Canadian dollars</w:t>
+            </w:r>
+            <w:r>
+              <w:rPr>
+                <w:b w:val="0"/>
+                <w:i w:val="0"/>
+                <w:color w:val="1A1A1A"/>
+                <w:sz w:val="22"/>
+              </w:rPr>
+              <w:t>.</w:t>
             </w:r>
           </w:p>
           <w:p>
@@ -3658,7 +3910,25 @@
                 <w:color w:val="1A1A1A"/>
                 <w:sz w:val="22"/>
               </w:rPr>
-              <w:t>Paint is mixed 1 : 3 : 4. A batch uses 12 gal of the second color. How many gallons is the whole batch?</w:t>
+              <w:t xml:space="preserve">Paint is mixed </w:t>
+            </w:r>
+            <w:r>
+              <w:rPr>
+                <w:b w:val="0"/>
+                <w:i w:val="0"/>
+                <w:color w:val="1A1A1A"/>
+                <w:sz w:val="22"/>
+              </w:rPr>
+              <w:t>1 : 3 : 4</w:t>
+            </w:r>
+            <w:r>
+              <w:rPr>
+                <w:b w:val="0"/>
+                <w:i w:val="0"/>
+                <w:color w:val="1A1A1A"/>
+                <w:sz w:val="22"/>
+              </w:rPr>
+              <w:t>. A batch uses 12 gal of the second color. How many gallons is the whole batch?</w:t>
             </w:r>
             <w:r>
               <w:tab/>
@@ -3785,7 +4055,16 @@
                 <w:color w:val="1A1A1A"/>
                 <w:sz w:val="22"/>
               </w:rPr>
-              <w:t>1 mi = 1.61 km. A drive is 450 km long. Truck A averages 55 mi/h; truck B averages 90 km/h. Which truck gets there first, and by about how many minutes? Show both speeds in one unit.</w:t>
+              <w:t>1 mi = 1.61 km</w:t>
+            </w:r>
+            <w:r>
+              <w:rPr>
+                <w:b w:val="0"/>
+                <w:i w:val="0"/>
+                <w:color w:val="1A1A1A"/>
+                <w:sz w:val="22"/>
+              </w:rPr>
+              <w:t>. A drive is 450 km long. Truck A averages 55 mi/h; truck B averages 90 km/h. Which truck gets there first, and by about how many minutes? Show both speeds in one unit.</w:t>
             </w:r>
             <w:r>
               <w:tab/>

--- a/a7/packages/A7 Unit 5 - Multi-Step Proportional Relationships/Assessment/Form B/A7 Unit 5 Multi-Step Proportional Relationships - Test Form B - Worked Answers.docx
+++ b/a7/packages/A7 Unit 5 - Multi-Step Proportional Relationships/Assessment/Form B/A7 Unit 5 Multi-Step Proportional Relationships - Test Form B - Worked Answers.docx
@@ -206,6 +206,7 @@
     </w:p>
     <w:p>
       <w:pPr>
+        <w:keepNext/>
         <w:spacing w:before="0" w:after="120"/>
       </w:pPr>
       <w:r>
@@ -1898,6 +1899,7 @@
     </w:p>
     <w:p>
       <w:pPr>
+        <w:keepNext/>
         <w:spacing w:before="0" w:after="120"/>
       </w:pPr>
       <w:r>
@@ -3404,6 +3406,7 @@
     </w:p>
     <w:p>
       <w:pPr>
+        <w:keepNext/>
         <w:spacing w:before="0" w:after="120"/>
       </w:pPr>
       <w:r>

--- a/a7/packages/A7 Unit 5 - Multi-Step Proportional Relationships/Assessment/Form B/A7 Unit 5 Multi-Step Proportional Relationships - Test Form B - Worked Answers.docx
+++ b/a7/packages/A7 Unit 5 - Multi-Step Proportional Relationships/Assessment/Form B/A7 Unit 5 Multi-Step Proportional Relationships - Test Form B - Worked Answers.docx
@@ -70,7 +70,7 @@
                 <w:color w:val="6B6B6B"/>
                 <w:sz w:val="19"/>
               </w:rPr>
-              <w:t>Form B  ·  24 points  ·  two class periods</w:t>
+              <w:t>Form B  ·  24 points  ·  one class period</w:t>
             </w:r>
             <w:r>
               <w:rPr>
@@ -141,20 +141,6 @@
         <w:rPr>
           <w:sz w:val="4"/>
         </w:rPr>
-      </w:r>
-    </w:p>
-    <w:p>
-      <w:pPr>
-        <w:spacing w:before="40" w:after="160"/>
-      </w:pPr>
-      <w:r>
-        <w:rPr>
-          <w:b w:val="0"/>
-          <w:i/>
-          <w:color w:val="6B6B6B"/>
-          <w:sz w:val="19"/>
-        </w:rPr>
-        <w:t>This assessment runs over two class periods. Stop when the period ends; you will continue from where you stopped.</w:t>
       </w:r>
     </w:p>
     <w:p>

--- a/a7/packages/A7 Unit 5 - Multi-Step Proportional Relationships/Assessment/Form B/A7 Unit 5 Multi-Step Proportional Relationships - Test Form B - Worked Answers.docx
+++ b/a7/packages/A7 Unit 5 - Multi-Step Proportional Relationships/Assessment/Form B/A7 Unit 5 Multi-Step Proportional Relationships - Test Form B - Worked Answers.docx
@@ -70,7 +70,7 @@
                 <w:color w:val="6B6B6B"/>
                 <w:sz w:val="19"/>
               </w:rPr>
-              <w:t>Form B  ·  24 points  ·  one class period</w:t>
+              <w:t>Form B  ·  24 points</w:t>
             </w:r>
             <w:r>
               <w:rPr>

--- a/a7/packages/A7 Unit 5 - Multi-Step Proportional Relationships/Assessment/Form B/A7 Unit 5 Multi-Step Proportional Relationships - Test Form B - Worked Answers.docx
+++ b/a7/packages/A7 Unit 5 - Multi-Step Proportional Relationships/Assessment/Form B/A7 Unit 5 Multi-Step Proportional Relationships - Test Form B - Worked Answers.docx
@@ -175,7 +175,7 @@
           <w:color w:val="1A1A1A"/>
           <w:sz w:val="24"/>
         </w:rPr>
-        <w:t>Part 1.  Scale Drawings and Scale Factors</w:t>
+        <w:t>Scale Drawings and Scale Factors</w:t>
       </w:r>
       <w:r>
         <w:tab/>
@@ -1868,7 +1868,7 @@
           <w:color w:val="1A1A1A"/>
           <w:sz w:val="24"/>
         </w:rPr>
-        <w:t>Part 2.  Converting Across Systems</w:t>
+        <w:t>Converting Across Systems</w:t>
       </w:r>
       <w:r>
         <w:tab/>
@@ -3375,7 +3375,7 @@
           <w:color w:val="1A1A1A"/>
           <w:sz w:val="24"/>
         </w:rPr>
-        <w:t>Part 3.  Multi-Step Proportion Problems</w:t>
+        <w:t>Multi-Step Proportion Problems</w:t>
       </w:r>
       <w:r>
         <w:tab/>

--- a/a7/packages/A7 Unit 5 - Multi-Step Proportional Relationships/Assessment/Form B/A7 Unit 5 Multi-Step Proportional Relationships - Test Form B - Worked Answers.docx
+++ b/a7/packages/A7 Unit 5 - Multi-Step Proportional Relationships/Assessment/Form B/A7 Unit 5 Multi-Step Proportional Relationships - Test Form B - Worked Answers.docx
@@ -259,7 +259,7 @@
                 <w:color w:val="1A1A1A"/>
                 <w:sz w:val="22"/>
               </w:rPr>
-              <w:t>A 6 cm side of a figure is 9 cm in its scale copy. Find the scale factor.</w:t>
+              <w:t>A 12 cm side of a figure is 18 cm in its scale copy. Find the scale factor.</w:t>
             </w:r>
             <w:r>
               <w:tab/>
